--- a/CHECKLISTS/CARGO SHIP SAFETY CONSTRUCTION CERTIFICATE/CHECK LIST/CCC-05.docx
+++ b/CHECKLISTS/CARGO SHIP SAFETY CONSTRUCTION CERTIFICATE/CHECK LIST/CCC-05.docx
@@ -545,40 +545,46 @@
                       <w:trHeight w:hRule="exact" w:val="895"/>
                     </w:trPr>
                     <w:tc>
-                      <w:tcPr>
-                        <w:tcW w:w="2448" w:type="dxa"/>
-                        <w:tcBorders>
-                          <w:top w:val="single" w:sz="7" w:space="0" w:color="000000"/>
-                          <w:left w:val="single" w:sz="7" w:space="0" w:color="000000"/>
-                          <w:bottom w:val="single" w:sz="7" w:space="0" w:color="000000"/>
-                          <w:right w:val="single" w:sz="7" w:space="0" w:color="000000"/>
-                        </w:tcBorders>
-                      </w:tcPr>
-                      <w:p/>
+                      <w:sdt>
+                        <w:sdtPr>
+                          <w:tag w:val="vessel_name"/>
+                        </w:sdtPr>
+                        <w:sdtContent>
+                          <w:p>
+                            <w:r>
+                              <w:t>{vessel_name}</w:t>
+                            </w:r>
+                          </w:p>
+                        </w:sdtContent>
+                      </w:sdt>
                     </w:tc>
                     <w:tc>
-                      <w:tcPr>
-                        <w:tcW w:w="1621" w:type="dxa"/>
-                        <w:tcBorders>
-                          <w:top w:val="single" w:sz="7" w:space="0" w:color="000000"/>
-                          <w:left w:val="single" w:sz="7" w:space="0" w:color="000000"/>
-                          <w:bottom w:val="single" w:sz="7" w:space="0" w:color="000000"/>
-                          <w:right w:val="single" w:sz="7" w:space="0" w:color="000000"/>
-                        </w:tcBorders>
-                      </w:tcPr>
-                      <w:p/>
+                      <w:sdt>
+                        <w:sdtPr>
+                          <w:tag w:val="imo_number"/>
+                        </w:sdtPr>
+                        <w:sdtContent>
+                          <w:p>
+                            <w:r>
+                              <w:t>{imo_number}</w:t>
+                            </w:r>
+                          </w:p>
+                        </w:sdtContent>
+                      </w:sdt>
                     </w:tc>
                     <w:tc>
-                      <w:tcPr>
-                        <w:tcW w:w="2160" w:type="dxa"/>
-                        <w:tcBorders>
-                          <w:top w:val="single" w:sz="7" w:space="0" w:color="000000"/>
-                          <w:left w:val="single" w:sz="7" w:space="0" w:color="000000"/>
-                          <w:bottom w:val="single" w:sz="7" w:space="0" w:color="000000"/>
-                          <w:right w:val="single" w:sz="5" w:space="0" w:color="000000"/>
-                        </w:tcBorders>
-                      </w:tcPr>
-                      <w:p/>
+                      <w:sdt>
+                        <w:sdtPr>
+                          <w:tag w:val="port_of_registry"/>
+                        </w:sdtPr>
+                        <w:sdtContent>
+                          <w:p>
+                            <w:r>
+                              <w:t>{port_of_registry}</w:t>
+                            </w:r>
+                          </w:p>
+                        </w:sdtContent>
+                      </w:sdt>
                     </w:tc>
                     <w:tc>
                       <w:tcPr>
@@ -593,16 +599,18 @@
                       <w:p/>
                     </w:tc>
                     <w:tc>
-                      <w:tcPr>
-                        <w:tcW w:w="2038" w:type="dxa"/>
-                        <w:tcBorders>
-                          <w:top w:val="single" w:sz="7" w:space="0" w:color="000000"/>
-                          <w:left w:val="single" w:sz="7" w:space="0" w:color="000000"/>
-                          <w:bottom w:val="single" w:sz="7" w:space="0" w:color="000000"/>
-                          <w:right w:val="single" w:sz="7" w:space="0" w:color="000000"/>
-                        </w:tcBorders>
-                      </w:tcPr>
-                      <w:p/>
+                      <w:sdt>
+                        <w:sdtPr>
+                          <w:tag w:val="gross_tonnage"/>
+                        </w:sdtPr>
+                        <w:sdtContent>
+                          <w:p>
+                            <w:r>
+                              <w:t>{gross_tonnage}</w:t>
+                            </w:r>
+                          </w:p>
+                        </w:sdtContent>
+                      </w:sdt>
                     </w:tc>
                   </w:tr>
                 </w:tbl>
